--- a/06_可直接打开的Word版/01_计划与每日笔记__12_6月8日模拟考前加速计划.docx
+++ b/06_可直接打开的Word版/01_计划与每日笔记__12_6月8日模拟考前加速计划.docx
@@ -3,11 +3,11 @@
 <w:document xmlns:wpc="http://schemas.microsoft.com/office/word/2010/wordprocessingCanvas" xmlns:mo="http://schemas.microsoft.com/office/mac/office/2008/main" xmlns:mc="http://schemas.openxmlformats.org/markup-compatibility/2006" xmlns:mv="urn:schemas-microsoft-com:mac:vml" xmlns:o="urn:schemas-microsoft-com:office:office" xmlns:r="http://schemas.openxmlformats.org/officeDocument/2006/relationships" xmlns:m="http://schemas.openxmlformats.org/officeDocument/2006/math" xmlns:v="urn:schemas-microsoft-com:vml" xmlns:wp14="http://schemas.microsoft.com/office/word/2010/wordprocessingDrawing" xmlns:wp="http://schemas.openxmlformats.org/drawingml/2006/wordprocessingDrawing" xmlns:w10="urn:schemas-microsoft-com:office:word" xmlns:w="http://schemas.openxmlformats.org/wordprocessingml/2006/main" xmlns:w14="http://schemas.microsoft.com/office/word/2010/wordml" xmlns:wpg="http://schemas.microsoft.com/office/word/2010/wordprocessingGroup" xmlns:wpi="http://schemas.microsoft.com/office/word/2010/wordprocessingInk" xmlns:wne="http://schemas.microsoft.com/office/word/2006/wordml" xmlns:wps="http://schemas.microsoft.com/office/word/2010/wordprocessingShape" mc:Ignorable="w14 wp14">
   <w:body>
     <w:p>
-      <w:pPr>
-        <w:pStyle w:val="Heading1"/>
-      </w:pPr>
       <w:r>
-        <w:t>6月8日模拟考前加速计划</w:t>
+        <w:rPr>
+          <w:rFonts w:ascii="Microsoft YaHei" w:hAnsi="Microsoft YaHei" w:eastAsia="Microsoft YaHei"/>
+        </w:rPr>
+        <w:t>﻿# 6月8日模拟考前加速计划</w:t>
       </w:r>
     </w:p>
     <w:p/>
@@ -15,7 +15,6 @@
       <w:r>
         <w:rPr>
           <w:rFonts w:ascii="Microsoft YaHei" w:hAnsi="Microsoft YaHei" w:eastAsia="Microsoft YaHei"/>
-          <w:sz w:val="22"/>
         </w:rPr>
         <w:t>当前主计划：本文件与 `00_每日执行总表.md` 一致。</w:t>
       </w:r>
@@ -24,7 +23,6 @@
       <w:r>
         <w:rPr>
           <w:rFonts w:ascii="Microsoft YaHei" w:hAnsi="Microsoft YaHei" w:eastAsia="Microsoft YaHei"/>
-          <w:sz w:val="22"/>
         </w:rPr>
         <w:t>准备日：2026年5月28日为 Day00。</w:t>
       </w:r>
@@ -33,7 +31,6 @@
       <w:r>
         <w:rPr>
           <w:rFonts w:ascii="Microsoft YaHei" w:hAnsi="Microsoft YaHei" w:eastAsia="Microsoft YaHei"/>
-          <w:sz w:val="22"/>
         </w:rPr>
         <w:t>正式复习起算：2026年5月29日为 Day01。</w:t>
       </w:r>
@@ -42,7 +39,6 @@
       <w:r>
         <w:rPr>
           <w:rFonts w:ascii="Microsoft YaHei" w:hAnsi="Microsoft YaHei" w:eastAsia="Microsoft YaHei"/>
-          <w:sz w:val="22"/>
         </w:rPr>
         <w:t>模拟考试：原计划 2026年6月8日；因 2026年6月4日休息一次，当前学习执行进度自 Day07 起整体顺延一天，模拟练习顺延至 2026年6月9日。</w:t>
       </w:r>
@@ -51,7 +47,6 @@
       <w:r>
         <w:rPr>
           <w:rFonts w:ascii="Microsoft YaHei" w:hAnsi="Microsoft YaHei" w:eastAsia="Microsoft YaHei"/>
-          <w:sz w:val="22"/>
         </w:rPr>
         <w:t>正式考试：2026年6月17日。</w:t>
       </w:r>
@@ -70,7 +65,6 @@
       <w:r>
         <w:rPr>
           <w:rFonts w:ascii="Microsoft YaHei" w:hAnsi="Microsoft YaHei" w:eastAsia="Microsoft YaHei"/>
-          <w:sz w:val="22"/>
         </w:rPr>
         <w:t>原计划 2026年6月8日进行模拟考试；因 2026年6月4日休息一次，Day07 起整体顺延一天。5月30日到6月8日不再使用旧版慢速分章计划，而是先完成核心内容第一轮覆盖。</w:t>
       </w:r>
@@ -80,7 +74,6 @@
       <w:r>
         <w:rPr>
           <w:rFonts w:ascii="Microsoft YaHei" w:hAnsi="Microsoft YaHei" w:eastAsia="Microsoft YaHei"/>
-          <w:sz w:val="22"/>
         </w:rPr>
         <w:t>模拟考前目标不是精通，而是：</w:t>
       </w:r>
@@ -93,7 +86,6 @@
       <w:r>
         <w:rPr>
           <w:rFonts w:ascii="Microsoft YaHei" w:hAnsi="Microsoft YaHei" w:eastAsia="Microsoft YaHei"/>
-          <w:sz w:val="22"/>
         </w:rPr>
         <w:t>见过核心题型。</w:t>
       </w:r>
@@ -105,7 +97,6 @@
       <w:r>
         <w:rPr>
           <w:rFonts w:ascii="Microsoft YaHei" w:hAnsi="Microsoft YaHei" w:eastAsia="Microsoft YaHei"/>
-          <w:sz w:val="22"/>
         </w:rPr>
         <w:t>会判断该用什么统计方法。</w:t>
       </w:r>
@@ -117,7 +108,6 @@
       <w:r>
         <w:rPr>
           <w:rFonts w:ascii="Microsoft YaHei" w:hAnsi="Microsoft YaHei" w:eastAsia="Microsoft YaHei"/>
-          <w:sz w:val="22"/>
         </w:rPr>
         <w:t>会找到 SPSS 菜单。</w:t>
       </w:r>
@@ -129,7 +119,6 @@
       <w:r>
         <w:rPr>
           <w:rFonts w:ascii="Microsoft YaHei" w:hAnsi="Microsoft YaHei" w:eastAsia="Microsoft YaHei"/>
-          <w:sz w:val="22"/>
         </w:rPr>
         <w:t>会看输出表里的 P 值。</w:t>
       </w:r>
@@ -141,7 +130,6 @@
       <w:r>
         <w:rPr>
           <w:rFonts w:ascii="Microsoft YaHei" w:hAnsi="Microsoft YaHei" w:eastAsia="Microsoft YaHei"/>
-          <w:sz w:val="22"/>
         </w:rPr>
         <w:t>会写基本结论。</w:t>
       </w:r>
@@ -160,126 +148,104 @@
       <w:r>
         <w:rPr>
           <w:rFonts w:ascii="Microsoft YaHei" w:hAnsi="Microsoft YaHei" w:eastAsia="Microsoft YaHei"/>
-          <w:sz w:val="22"/>
         </w:rPr>
-        <w:t>| Day | 日期 | 主题 | 选择题 | SPSS |</w:t>
+        <w:t>Day | 日期 | 主题 | 选择题 | SPSS</w:t>
       </w:r>
     </w:p>
     <w:p>
       <w:r>
         <w:rPr>
           <w:rFonts w:ascii="Microsoft YaHei" w:hAnsi="Microsoft YaHei" w:eastAsia="Microsoft YaHei"/>
-          <w:sz w:val="22"/>
         </w:rPr>
-        <w:t>|---|---|---|---|---|</w:t>
+        <w:t>Day00 | 5月28日 周四 | 准备资料与考试范围 | 不刷题 | 确认 SPSS 可用</w:t>
       </w:r>
     </w:p>
     <w:p>
       <w:r>
         <w:rPr>
           <w:rFonts w:ascii="Microsoft YaHei" w:hAnsi="Microsoft YaHei" w:eastAsia="Microsoft YaHei"/>
-          <w:sz w:val="22"/>
         </w:rPr>
-        <w:t>| Day00 | 5月28日 周四 | 准备资料与考试范围 | 不刷题 | 确认 SPSS 可用 |</w:t>
+        <w:t>Day01 | 5月29日 周五 | 绪论 + SPSS 入门 | 绪论10题 | 变量视图、数据视图、变量标签、值标签</w:t>
       </w:r>
     </w:p>
     <w:p>
       <w:r>
         <w:rPr>
           <w:rFonts w:ascii="Microsoft YaHei" w:hAnsi="Microsoft YaHei" w:eastAsia="Microsoft YaHei"/>
-          <w:sz w:val="22"/>
         </w:rPr>
-        <w:t>| Day01 | 5月29日 周五 | 绪论 + SPSS 入门 | 绪论10题 | 变量视图、数据视图、变量标签、值标签 |</w:t>
+        <w:t>Day02 | 5月30日 周六 | 计量资料描述 + 正态分布 | 计量资料统计描述30题 | Explore 描述统计</w:t>
       </w:r>
     </w:p>
     <w:p>
       <w:r>
         <w:rPr>
           <w:rFonts w:ascii="Microsoft YaHei" w:hAnsi="Microsoft YaHei" w:eastAsia="Microsoft YaHei"/>
-          <w:sz w:val="22"/>
         </w:rPr>
-        <w:t>| Day02 | 5月30日 周六 | 计量资料描述 + 正态分布 | 计量资料统计描述30题 | Explore 描述统计 |</w:t>
+        <w:t>Day03 | 5月31日 周日 | 参数估计 + 假设检验 + 三种 t 检验 | 参数估计与假设检验17题 | 单样本t、配对t、独立样本t</w:t>
       </w:r>
     </w:p>
     <w:p>
       <w:r>
         <w:rPr>
           <w:rFonts w:ascii="Microsoft YaHei" w:hAnsi="Microsoft YaHei" w:eastAsia="Microsoft YaHei"/>
-          <w:sz w:val="22"/>
         </w:rPr>
-        <w:t>| Day03 | 5月31日 周日 | 参数估计 + 假设检验 + 三种 t 检验 | 参数估计与假设检验17题 | 单样本t、配对t、独立样本t |</w:t>
+        <w:t>Day04 | 6月1日 周一 | 方差分析 | 方差分析18题 | One-Way ANOVA</w:t>
       </w:r>
     </w:p>
     <w:p>
       <w:r>
         <w:rPr>
           <w:rFonts w:ascii="Microsoft YaHei" w:hAnsi="Microsoft YaHei" w:eastAsia="Microsoft YaHei"/>
-          <w:sz w:val="22"/>
         </w:rPr>
-        <w:t>| Day04 | 6月1日 周一 | 方差分析 | 方差分析18题 | One-Way ANOVA |</w:t>
+        <w:t>Day05 | 6月2日 周二 | 计数资料 + χ² 检验 | 计数资料全部题 | Crosstabs + Chi-square</w:t>
       </w:r>
     </w:p>
     <w:p>
       <w:r>
         <w:rPr>
           <w:rFonts w:ascii="Microsoft YaHei" w:hAnsi="Microsoft YaHei" w:eastAsia="Microsoft YaHei"/>
-          <w:sz w:val="22"/>
         </w:rPr>
-        <w:t>| Day05 | 6月2日 周二 | 计数资料 + χ² 检验 | 计数资料全部题 | Crosstabs + Chi-square |</w:t>
+        <w:t>Day06 | 6月3日 周三 | 非参数检验 | 非参数检验全部题 | Legacy Dialogs 非参数菜单</w:t>
       </w:r>
     </w:p>
     <w:p>
       <w:r>
         <w:rPr>
           <w:rFonts w:ascii="Microsoft YaHei" w:hAnsi="Microsoft YaHei" w:eastAsia="Microsoft YaHei"/>
-          <w:sz w:val="22"/>
         </w:rPr>
-        <w:t>| Day06 | 6月3日 周三 | 非参数检验 | 非参数检验全部题 | Legacy Dialogs 非参数菜单 |</w:t>
+        <w:t>Day07 | 6月5日 周五 | 相关 + 简单线性回归 | 双变量相关与回归全部题 | Bivariate；Linear Regression</w:t>
       </w:r>
     </w:p>
     <w:p>
       <w:r>
         <w:rPr>
           <w:rFonts w:ascii="Microsoft YaHei" w:hAnsi="Microsoft YaHei" w:eastAsia="Microsoft YaHei"/>
-          <w:sz w:val="22"/>
         </w:rPr>
-        <w:t>| Day07 | 6月5日 周五 | 相关 + 简单线性回归 | 双变量相关与回归全部题 | Bivariate；Linear Regression |</w:t>
+        <w:t>Day08 | 6月6日 周六 | 统计表与统计图 + 多元线性回归 | 统计图表题 + 多元线性回归题 | Chart Builder；多元线性回归</w:t>
       </w:r>
     </w:p>
     <w:p>
       <w:r>
         <w:rPr>
           <w:rFonts w:ascii="Microsoft YaHei" w:hAnsi="Microsoft YaHei" w:eastAsia="Microsoft YaHei"/>
-          <w:sz w:val="22"/>
         </w:rPr>
-        <w:t>| Day08 | 6月6日 周六 | 统计表与统计图 + 多元线性回归 | 统计图表题 + 多元线性回归题 | Chart Builder；多元线性回归 |</w:t>
+        <w:t>Day09 | 6月7日 周日 | Logistic 回归 + 实验设计 + SPSS 综合 | Logistic题 + 实验设计题 | Binary Logistic；复练核心菜单</w:t>
       </w:r>
     </w:p>
     <w:p>
       <w:r>
         <w:rPr>
           <w:rFonts w:ascii="Microsoft YaHei" w:hAnsi="Microsoft YaHei" w:eastAsia="Microsoft YaHei"/>
-          <w:sz w:val="22"/>
         </w:rPr>
-        <w:t>| Day09 | 6月7日 周日 | Logistic 回归 + 实验设计 + SPSS 综合 | Logistic题 + 实验设计题 | Binary Logistic；复练核心菜单 |</w:t>
+        <w:t>Day10 | 6月8日 周一 | 模拟考前总复盘 | 错题二刷 | 菜单路径默写和截图复盘</w:t>
       </w:r>
     </w:p>
     <w:p>
       <w:r>
         <w:rPr>
           <w:rFonts w:ascii="Microsoft YaHei" w:hAnsi="Microsoft YaHei" w:eastAsia="Microsoft YaHei"/>
-          <w:sz w:val="22"/>
         </w:rPr>
-        <w:t>| Day10 | 6月8日 周一 | 模拟考前总复盘 | 错题二刷 | 菜单路径默写和截图复盘 |</w:t>
-      </w:r>
-    </w:p>
-    <w:p>
-      <w:r>
-        <w:rPr>
-          <w:rFonts w:ascii="Microsoft YaHei" w:hAnsi="Microsoft YaHei" w:eastAsia="Microsoft YaHei"/>
-          <w:sz w:val="22"/>
-        </w:rPr>
-        <w:t>| 模拟考 | 6月9日 周二 | 模拟考试 | 不刷新题 | 只看菜单路径和截图 |</w:t>
+        <w:t>模拟考 | 6月9日 周二 | 模拟考试 | 不刷新题 | 只看菜单路径和截图</w:t>
       </w:r>
     </w:p>
     <w:p/>
@@ -299,7 +265,6 @@
       <w:r>
         <w:rPr>
           <w:rFonts w:ascii="Microsoft YaHei" w:hAnsi="Microsoft YaHei" w:eastAsia="Microsoft YaHei"/>
-          <w:sz w:val="22"/>
         </w:rPr>
         <w:t>计量资料描述：均数、中位数、标准差、CV、正态性。</w:t>
       </w:r>
@@ -311,7 +276,6 @@
       <w:r>
         <w:rPr>
           <w:rFonts w:ascii="Microsoft YaHei" w:hAnsi="Microsoft YaHei" w:eastAsia="Microsoft YaHei"/>
-          <w:sz w:val="22"/>
         </w:rPr>
         <w:t>t 检验：单样本、配对、独立样本。</w:t>
       </w:r>
@@ -323,7 +287,6 @@
       <w:r>
         <w:rPr>
           <w:rFonts w:ascii="Microsoft YaHei" w:hAnsi="Microsoft YaHei" w:eastAsia="Microsoft YaHei"/>
-          <w:sz w:val="22"/>
         </w:rPr>
         <w:t>方差分析：三组及以上均数比较，知道看 ANOVA 表 P 值。</w:t>
       </w:r>
@@ -335,7 +298,6 @@
       <w:r>
         <w:rPr>
           <w:rFonts w:ascii="Microsoft YaHei" w:hAnsi="Microsoft YaHei" w:eastAsia="Microsoft YaHei"/>
-          <w:sz w:val="22"/>
         </w:rPr>
         <w:t>χ² 检验：率、构成比、交叉表、Pearson Chi-Square。</w:t>
       </w:r>
@@ -347,7 +309,6 @@
       <w:r>
         <w:rPr>
           <w:rFonts w:ascii="Microsoft YaHei" w:hAnsi="Microsoft YaHei" w:eastAsia="Microsoft YaHei"/>
-          <w:sz w:val="22"/>
         </w:rPr>
         <w:t>非参数检验：Wilcoxon、Mann-Whitney、Kruskal-Wallis。</w:t>
       </w:r>
@@ -359,7 +320,6 @@
       <w:r>
         <w:rPr>
           <w:rFonts w:ascii="Microsoft YaHei" w:hAnsi="Microsoft YaHei" w:eastAsia="Microsoft YaHei"/>
-          <w:sz w:val="22"/>
         </w:rPr>
         <w:t>相关与回归：Pearson 相关、线性回归、多元线性回归。</w:t>
       </w:r>
@@ -371,7 +331,6 @@
       <w:r>
         <w:rPr>
           <w:rFonts w:ascii="Microsoft YaHei" w:hAnsi="Microsoft YaHei" w:eastAsia="Microsoft YaHei"/>
-          <w:sz w:val="22"/>
         </w:rPr>
         <w:t>Logistic 回归：二分类结局、OR=Exp(B)。</w:t>
       </w:r>
@@ -383,7 +342,6 @@
       <w:r>
         <w:rPr>
           <w:rFonts w:ascii="Microsoft YaHei" w:hAnsi="Microsoft YaHei" w:eastAsia="Microsoft YaHei"/>
-          <w:sz w:val="22"/>
         </w:rPr>
         <w:t>统计图表：根据资料类型选图。</w:t>
       </w:r>
@@ -402,7 +360,6 @@
       <w:r>
         <w:rPr>
           <w:rFonts w:ascii="Microsoft YaHei" w:hAnsi="Microsoft YaHei" w:eastAsia="Microsoft YaHei"/>
-          <w:sz w:val="22"/>
         </w:rPr>
         <w:t>模拟考后进入二轮复习：</w:t>
       </w:r>
@@ -415,7 +372,6 @@
       <w:r>
         <w:rPr>
           <w:rFonts w:ascii="Microsoft YaHei" w:hAnsi="Microsoft YaHei" w:eastAsia="Microsoft YaHei"/>
-          <w:sz w:val="22"/>
         </w:rPr>
         <w:t>6月10日：专门修模拟考错题。</w:t>
       </w:r>
@@ -427,7 +383,6 @@
       <w:r>
         <w:rPr>
           <w:rFonts w:ascii="Microsoft YaHei" w:hAnsi="Microsoft YaHei" w:eastAsia="Microsoft YaHei"/>
-          <w:sz w:val="22"/>
         </w:rPr>
         <w:t>6月11日-6月13日：按薄弱模块补课。</w:t>
       </w:r>
@@ -439,7 +394,6 @@
       <w:r>
         <w:rPr>
           <w:rFonts w:ascii="Microsoft YaHei" w:hAnsi="Microsoft YaHei" w:eastAsia="Microsoft YaHei"/>
-          <w:sz w:val="22"/>
         </w:rPr>
         <w:t>6月14日-6月15日：完整机考模拟和选择题二刷。</w:t>
       </w:r>
@@ -451,7 +405,6 @@
       <w:r>
         <w:rPr>
           <w:rFonts w:ascii="Microsoft YaHei" w:hAnsi="Microsoft YaHei" w:eastAsia="Microsoft YaHei"/>
-          <w:sz w:val="22"/>
         </w:rPr>
         <w:t>6月16日：只看错题、截图、菜单路径，不学新内容。</w:t>
       </w:r>
@@ -473,7 +426,6 @@
       <w:r>
         <w:rPr>
           <w:rFonts w:ascii="Microsoft YaHei" w:hAnsi="Microsoft YaHei" w:eastAsia="Microsoft YaHei"/>
-          <w:sz w:val="22"/>
         </w:rPr>
         <w:t>选择题：题库146题至少刷完一遍。</w:t>
       </w:r>
@@ -485,7 +437,6 @@
       <w:r>
         <w:rPr>
           <w:rFonts w:ascii="Microsoft YaHei" w:hAnsi="Microsoft YaHei" w:eastAsia="Microsoft YaHei"/>
-          <w:sz w:val="22"/>
         </w:rPr>
         <w:t>SPSS：描述、t检验、方差分析、χ²、非参数、回归、Logistic 至少各跑一次。</w:t>
       </w:r>
@@ -497,7 +448,6 @@
       <w:r>
         <w:rPr>
           <w:rFonts w:ascii="Microsoft YaHei" w:hAnsi="Microsoft YaHei" w:eastAsia="Microsoft YaHei"/>
-          <w:sz w:val="22"/>
         </w:rPr>
         <w:t>截图：每类核心操作至少保存一张输出表截图。</w:t>
       </w:r>
@@ -509,7 +459,6 @@
       <w:r>
         <w:rPr>
           <w:rFonts w:ascii="Microsoft YaHei" w:hAnsi="Microsoft YaHei" w:eastAsia="Microsoft YaHei"/>
-          <w:sz w:val="22"/>
         </w:rPr>
         <w:t>笔记：背熟检验选择表和结论模板。</w:t>
       </w:r>
@@ -889,7 +838,7 @@
     <w:rsid w:val="00FC693F"/>
     <w:rPr>
       <w:rFonts w:ascii="Microsoft YaHei" w:hAnsi="Microsoft YaHei" w:eastAsia="Microsoft YaHei"/>
-      <w:sz w:val="22"/>
+      <w:sz w:val="21"/>
     </w:rPr>
   </w:style>
   <w:style w:type="paragraph" w:styleId="Header">
